--- a/Prompty.docx
+++ b/Prompty.docx
@@ -35,7 +35,7 @@
       <w:pPr>
         <w:numPr>
           <w:ilvl w:val="0"/>
-          <w:numId w:val="5"/>
+          <w:numId w:val="2"/>
         </w:numPr>
       </w:pPr>
       <w:r>
@@ -46,7 +46,7 @@
       <w:pPr>
         <w:numPr>
           <w:ilvl w:val="0"/>
-          <w:numId w:val="5"/>
+          <w:numId w:val="2"/>
         </w:numPr>
       </w:pPr>
       <w:r>
@@ -57,7 +57,7 @@
       <w:pPr>
         <w:numPr>
           <w:ilvl w:val="0"/>
-          <w:numId w:val="5"/>
+          <w:numId w:val="2"/>
         </w:numPr>
       </w:pPr>
       <w:r>
@@ -71,7 +71,7 @@
       <w:pPr>
         <w:numPr>
           <w:ilvl w:val="1"/>
-          <w:numId w:val="5"/>
+          <w:numId w:val="2"/>
         </w:numPr>
       </w:pPr>
       <w:r>
@@ -106,7 +106,7 @@
       <w:pPr>
         <w:numPr>
           <w:ilvl w:val="0"/>
-          <w:numId w:val="5"/>
+          <w:numId w:val="2"/>
         </w:numPr>
       </w:pPr>
       <w:r>
@@ -117,7 +117,7 @@
       <w:pPr>
         <w:numPr>
           <w:ilvl w:val="1"/>
-          <w:numId w:val="5"/>
+          <w:numId w:val="2"/>
         </w:numPr>
       </w:pPr>
       <w:r>
@@ -128,7 +128,7 @@
       <w:pPr>
         <w:numPr>
           <w:ilvl w:val="1"/>
-          <w:numId w:val="5"/>
+          <w:numId w:val="2"/>
         </w:numPr>
       </w:pPr>
       <w:r>
@@ -139,7 +139,7 @@
       <w:pPr>
         <w:numPr>
           <w:ilvl w:val="1"/>
-          <w:numId w:val="5"/>
+          <w:numId w:val="2"/>
         </w:numPr>
       </w:pPr>
       <w:r>
@@ -150,7 +150,7 @@
       <w:pPr>
         <w:numPr>
           <w:ilvl w:val="0"/>
-          <w:numId w:val="5"/>
+          <w:numId w:val="2"/>
         </w:numPr>
       </w:pPr>
       <w:r>
@@ -161,7 +161,7 @@
       <w:pPr>
         <w:numPr>
           <w:ilvl w:val="1"/>
-          <w:numId w:val="5"/>
+          <w:numId w:val="2"/>
         </w:numPr>
       </w:pPr>
       <w:r>
@@ -172,7 +172,7 @@
       <w:pPr>
         <w:numPr>
           <w:ilvl w:val="1"/>
-          <w:numId w:val="5"/>
+          <w:numId w:val="2"/>
         </w:numPr>
       </w:pPr>
       <w:r>
@@ -191,7 +191,7 @@
       <w:pPr>
         <w:numPr>
           <w:ilvl w:val="1"/>
-          <w:numId w:val="5"/>
+          <w:numId w:val="2"/>
         </w:numPr>
       </w:pPr>
       <w:r>
@@ -318,10 +318,7 @@
     </w:p>
     <w:p>
       <w:r>
-        <w:t>Popraw wizualnie sekcję status w kolumnie z wydarzeniami. Dodaj listę rozwijaną z przyciskiem zatwierdzającym wybór obok.</w:t>
-      </w:r>
-      <w:r>
-        <w:t xml:space="preserve"> Dodaj też do tabeli </w:t>
+        <w:t xml:space="preserve">Popraw wizualnie sekcję status w kolumnie z wydarzeniami. Dodaj listę rozwijaną z przyciskiem zatwierdzającym wybór obok. Dodaj też do tabeli </w:t>
       </w:r>
       <w:proofErr w:type="gramStart"/>
       <w:r>
@@ -501,6 +498,9 @@
         <w:t>Dokumentacja końcowa (na bazie wykonanej aplikacji) w postaci pliku: readme.md (wzór w załączeniu: </w:t>
       </w:r>
       <w:r>
+        <w:rPr>
+          <w:noProof/>
+        </w:rPr>
         <w:drawing>
           <wp:inline distT="0" distB="0" distL="0" distR="0" wp14:anchorId="33EA042E" wp14:editId="07E6AC11">
             <wp:extent cx="152400" cy="152400"/>
@@ -569,7 +569,7 @@
       <w:pPr>
         <w:numPr>
           <w:ilvl w:val="0"/>
-          <w:numId w:val="6"/>
+          <w:numId w:val="3"/>
         </w:numPr>
       </w:pPr>
       <w:r>
@@ -580,7 +580,7 @@
       <w:pPr>
         <w:numPr>
           <w:ilvl w:val="0"/>
-          <w:numId w:val="6"/>
+          <w:numId w:val="3"/>
         </w:numPr>
       </w:pPr>
       <w:r>
@@ -591,7 +591,7 @@
       <w:pPr>
         <w:numPr>
           <w:ilvl w:val="0"/>
-          <w:numId w:val="6"/>
+          <w:numId w:val="3"/>
         </w:numPr>
       </w:pPr>
       <w:r>
@@ -602,7 +602,7 @@
       <w:pPr>
         <w:numPr>
           <w:ilvl w:val="0"/>
-          <w:numId w:val="6"/>
+          <w:numId w:val="3"/>
         </w:numPr>
       </w:pPr>
       <w:r>
@@ -613,7 +613,7 @@
       <w:pPr>
         <w:numPr>
           <w:ilvl w:val="0"/>
-          <w:numId w:val="6"/>
+          <w:numId w:val="3"/>
         </w:numPr>
       </w:pPr>
       <w:r>
@@ -624,7 +624,7 @@
       <w:pPr>
         <w:numPr>
           <w:ilvl w:val="0"/>
-          <w:numId w:val="6"/>
+          <w:numId w:val="3"/>
         </w:numPr>
       </w:pPr>
       <w:r>
@@ -635,7 +635,7 @@
       <w:pPr>
         <w:numPr>
           <w:ilvl w:val="0"/>
-          <w:numId w:val="6"/>
+          <w:numId w:val="3"/>
         </w:numPr>
       </w:pPr>
       <w:r>
@@ -658,6 +658,356 @@
         <w:t>.</w:t>
       </w:r>
     </w:p>
+    <w:p/>
+    <w:p>
+      <w:r>
+        <w:t>Stwórz stronę o</w:t>
+      </w:r>
+      <w:r>
+        <w:t xml:space="preserve"> logach </w:t>
+      </w:r>
+      <w:r>
+        <w:t xml:space="preserve">służącą do obsługi logów serwisowych z perspektywy mechanika. Wymagania projektowe: dostęp do strony ma mieć tylko zalogowany użytkownik z rolą </w:t>
+      </w:r>
+      <w:proofErr w:type="spellStart"/>
+      <w:r>
+        <w:t>user</w:t>
+      </w:r>
+      <w:proofErr w:type="spellEnd"/>
+      <w:r>
+        <w:t xml:space="preserve">. Na stronie ma być widoczny formularz dodawania nowego logu oraz lista dotychczasowych wpisów. W formularzu uwzględnij listę rozwijaną z pojazdami pobranymi z bazy oraz pole tekstowe na opis naprawy. ID mechanika ma podstawiać się automatycznie z sesji. Lista logów ma wyświetlać markę i model pojazdu, login mechanika, treść wpisu oraz datę. Przy tworzeniu strony uwzględniaj sekcję </w:t>
+      </w:r>
+      <w:proofErr w:type="spellStart"/>
+      <w:r>
+        <w:t>php</w:t>
+      </w:r>
+      <w:proofErr w:type="spellEnd"/>
+      <w:r>
+        <w:t xml:space="preserve">, </w:t>
+      </w:r>
+      <w:proofErr w:type="spellStart"/>
+      <w:r>
+        <w:t>html</w:t>
+      </w:r>
+      <w:proofErr w:type="spellEnd"/>
+      <w:r>
+        <w:t xml:space="preserve"> oraz oddzielnie </w:t>
+      </w:r>
+      <w:proofErr w:type="spellStart"/>
+      <w:r>
+        <w:t>css</w:t>
+      </w:r>
+      <w:proofErr w:type="spellEnd"/>
+      <w:r>
+        <w:t xml:space="preserve">. </w:t>
+      </w:r>
+    </w:p>
+    <w:p/>
+    <w:p/>
+    <w:p/>
+    <w:p/>
+    <w:p/>
+    <w:p/>
+    <w:p>
+      <w:r>
+        <w:t xml:space="preserve">Na podobnej zasadzie stwórz stronę </w:t>
+      </w:r>
+      <w:r>
+        <w:t xml:space="preserve">zarządzenie </w:t>
+      </w:r>
+      <w:proofErr w:type="gramStart"/>
+      <w:r>
+        <w:t xml:space="preserve">kątem </w:t>
+      </w:r>
+      <w:r>
+        <w:t xml:space="preserve"> służącą</w:t>
+      </w:r>
+      <w:proofErr w:type="gramEnd"/>
+      <w:r>
+        <w:t xml:space="preserve"> do zarządzania profilem użytkownika. Strona ma być dostępna dla zalogowanych pracowników (</w:t>
+      </w:r>
+      <w:proofErr w:type="gramStart"/>
+      <w:r>
+        <w:t>admin</w:t>
+      </w:r>
+      <w:proofErr w:type="gramEnd"/>
+      <w:r>
+        <w:t xml:space="preserve"> oraz </w:t>
+      </w:r>
+      <w:proofErr w:type="spellStart"/>
+      <w:r>
+        <w:t>user</w:t>
+      </w:r>
+      <w:proofErr w:type="spellEnd"/>
+      <w:r>
+        <w:t xml:space="preserve">). Ma zawierać formularz z edycją danych takich jak: imię, nazwisko oraz email (pola mają być domyślnie wypełnione aktualnymi danymi z bazy). Dodaj również osobną sekcję odpowiedzialną za edycję hasła, zawierającą pola: aktualne hasło, nowe hasło oraz powtórz nowe hasło. </w:t>
+      </w:r>
+    </w:p>
+    <w:p/>
+    <w:p/>
+    <w:p>
+      <w:r>
+        <w:t xml:space="preserve">Stwórz stronę </w:t>
+      </w:r>
+      <w:r>
+        <w:t xml:space="preserve">logi </w:t>
+      </w:r>
+      <w:proofErr w:type="gramStart"/>
+      <w:r>
+        <w:t xml:space="preserve">admin </w:t>
+      </w:r>
+      <w:r>
+        <w:t xml:space="preserve"> służącą</w:t>
+      </w:r>
+      <w:proofErr w:type="gramEnd"/>
+      <w:r>
+        <w:t xml:space="preserve"> do nadzoru nad raportami z perspektywy administratora, bazując na dostarczonym designie (ciemne tło, pomarańczowo-czerwone akcenty, zaokrąglona karta główna). Wymagania projektowe: dostęp do strony ma mieć tylko zalogowany użytkownik z rolą admin.</w:t>
+      </w:r>
+      <w:r>
+        <w:t xml:space="preserve"> Administrator również ma mieć opcję edycji, przeglądania oraz usuwania logów. Lista ma mieć opcję filtrowania logów względem wybranego pojazdu. </w:t>
+      </w:r>
+    </w:p>
+    <w:p>
+      <w:r>
+        <w:t xml:space="preserve">Na podobnej zasadzie stwórz stronę </w:t>
+      </w:r>
+      <w:r>
+        <w:t>edycje l0gów przez mechanika</w:t>
+      </w:r>
+      <w:r>
+        <w:t xml:space="preserve"> służącą do edycji logu serwisowego z perspektywy mechanika. Wymagania projektowe: dostęp do strony ma mieć tylko zalogowany użytkownik z rolą </w:t>
+      </w:r>
+      <w:proofErr w:type="spellStart"/>
+      <w:r>
+        <w:t>user</w:t>
+      </w:r>
+      <w:proofErr w:type="spellEnd"/>
+      <w:r>
+        <w:t>. System ma pozwalać na edycję wyłącznie tych logów, których autorem jest zalogowany mechanik</w:t>
+      </w:r>
+      <w:r>
+        <w:t xml:space="preserve">. Również w opcji edycji powinna być opcja dodanie </w:t>
+      </w:r>
+      <w:r>
+        <w:t xml:space="preserve">i usuwanie kolejnych części. </w:t>
+      </w:r>
+    </w:p>
+    <w:p/>
+    <w:p/>
+    <w:p>
+      <w:r>
+        <w:t xml:space="preserve">Stwórz również podobną stronę do </w:t>
+      </w:r>
+      <w:proofErr w:type="spellStart"/>
+      <w:r>
+        <w:t>edycj</w:t>
+      </w:r>
+      <w:proofErr w:type="spellEnd"/>
+      <w:r>
+        <w:t xml:space="preserve"> logów dla mechanika.</w:t>
+      </w:r>
+    </w:p>
+    <w:p/>
+    <w:p>
+      <w:r>
+        <w:t xml:space="preserve">Popraw </w:t>
+      </w:r>
+      <w:proofErr w:type="spellStart"/>
+      <w:r>
+        <w:t>struktóre</w:t>
+      </w:r>
+      <w:proofErr w:type="spellEnd"/>
+      <w:r>
+        <w:t xml:space="preserve"> wyświetlanej listy w module logi mechanika. Lista powinna tylko wyświetlać </w:t>
+      </w:r>
+      <w:proofErr w:type="spellStart"/>
+      <w:r>
+        <w:t>date</w:t>
+      </w:r>
+      <w:proofErr w:type="spellEnd"/>
+      <w:r>
+        <w:t xml:space="preserve">, mechanika, tytuł, </w:t>
+      </w:r>
+      <w:proofErr w:type="gramStart"/>
+      <w:r>
+        <w:t>pojazd ,</w:t>
+      </w:r>
+      <w:proofErr w:type="gramEnd"/>
+      <w:r>
+        <w:t xml:space="preserve"> akcję. </w:t>
+      </w:r>
+    </w:p>
+    <w:p/>
+    <w:p>
+      <w:r>
+        <w:t xml:space="preserve">Tu </w:t>
+      </w:r>
+      <w:proofErr w:type="spellStart"/>
+      <w:r>
+        <w:t>maszy</w:t>
+      </w:r>
+      <w:proofErr w:type="spellEnd"/>
+      <w:r>
+        <w:t xml:space="preserve"> podane </w:t>
+      </w:r>
+      <w:proofErr w:type="spellStart"/>
+      <w:r>
+        <w:t>wysztskie</w:t>
+      </w:r>
+      <w:proofErr w:type="spellEnd"/>
+      <w:r>
+        <w:t xml:space="preserve"> </w:t>
+      </w:r>
+      <w:proofErr w:type="gramStart"/>
+      <w:r>
+        <w:t>poprawki</w:t>
+      </w:r>
+      <w:proofErr w:type="gramEnd"/>
+      <w:r>
+        <w:t xml:space="preserve"> które potrzebuję dla logów:</w:t>
+      </w:r>
+    </w:p>
+    <w:p>
+      <w:r>
+        <w:t>1. (User) Poprawa listy logów - Mechanik może widzieć wszystkie logi (nie tylko utworzone przez niego)</w:t>
+      </w:r>
+    </w:p>
+    <w:p>
+      <w:r>
+        <w:t>2. (User) Dodanie strony ze szczegółami logów (tak żeby był wgląd do opisu)</w:t>
+      </w:r>
+    </w:p>
+    <w:p>
+      <w:r>
+        <w:t>3. (</w:t>
+      </w:r>
+      <w:proofErr w:type="gramStart"/>
+      <w:r>
+        <w:t>admin</w:t>
+      </w:r>
+      <w:proofErr w:type="gramEnd"/>
+      <w:r>
+        <w:t>) Dodanie możliwości edycji logów</w:t>
+      </w:r>
+    </w:p>
+    <w:p>
+      <w:r>
+        <w:lastRenderedPageBreak/>
+        <w:t>4. (</w:t>
+      </w:r>
+      <w:proofErr w:type="gramStart"/>
+      <w:r>
+        <w:t>admin</w:t>
+      </w:r>
+      <w:proofErr w:type="gramEnd"/>
+      <w:r>
+        <w:t xml:space="preserve">) Dodanie strony ze szczegółami logów (tak jak u </w:t>
+      </w:r>
+      <w:proofErr w:type="spellStart"/>
+      <w:r>
+        <w:t>usera</w:t>
+      </w:r>
+      <w:proofErr w:type="spellEnd"/>
+      <w:r>
+        <w:t>)</w:t>
+      </w:r>
+    </w:p>
+    <w:p>
+      <w:r>
+        <w:t>5. (</w:t>
+      </w:r>
+      <w:proofErr w:type="gramStart"/>
+      <w:r>
+        <w:t>admin</w:t>
+      </w:r>
+      <w:proofErr w:type="gramEnd"/>
+      <w:r>
+        <w:t>) Wizualna poprawa tabeli ze wszystkimi logami. Usunąć z tabeli kolumnę z użytymi częściami. Kolumnę "Pojazd / Tytuł prac" rozdzielić na dwie oddzielne kolumny.</w:t>
+      </w:r>
+    </w:p>
+    <w:p>
+      <w:r>
+        <w:t xml:space="preserve">Właściwa struktura tabeli z logami w widoku </w:t>
+      </w:r>
+      <w:proofErr w:type="gramStart"/>
+      <w:r>
+        <w:t>admin</w:t>
+      </w:r>
+      <w:proofErr w:type="gramEnd"/>
+      <w:r>
+        <w:t>: Data | Mechanik | Tytuł | Pojazd | Akcje</w:t>
+      </w:r>
+    </w:p>
+    <w:p>
+      <w:r>
+        <w:t>6. (</w:t>
+      </w:r>
+      <w:proofErr w:type="spellStart"/>
+      <w:r>
+        <w:t>user</w:t>
+      </w:r>
+      <w:proofErr w:type="spellEnd"/>
+      <w:r>
+        <w:t>/</w:t>
+      </w:r>
+      <w:proofErr w:type="gramStart"/>
+      <w:r>
+        <w:t>admin</w:t>
+      </w:r>
+      <w:proofErr w:type="gramEnd"/>
+      <w:r>
+        <w:t xml:space="preserve">) Dodatkowy </w:t>
+      </w:r>
+      <w:proofErr w:type="gramStart"/>
+      <w:r>
+        <w:t>pomysł</w:t>
+      </w:r>
+      <w:proofErr w:type="gramEnd"/>
+      <w:r>
+        <w:t xml:space="preserve"> aby </w:t>
+      </w:r>
+      <w:proofErr w:type="gramStart"/>
+      <w:r>
+        <w:t>admin</w:t>
+      </w:r>
+      <w:proofErr w:type="gramEnd"/>
+      <w:r>
+        <w:t xml:space="preserve"> i </w:t>
+      </w:r>
+      <w:proofErr w:type="spellStart"/>
+      <w:r>
+        <w:t>user</w:t>
+      </w:r>
+      <w:proofErr w:type="spellEnd"/>
+      <w:r>
+        <w:t xml:space="preserve"> miał możliwość zobaczyć listę logów dla konkretnego pojazdu. Albo na stronie pojazdy wchodząc w pojazd albo filtrami na liście logów. zrób tak jak jest w ty opisie </w:t>
+      </w:r>
+    </w:p>
+    <w:p/>
+    <w:p/>
+    <w:p>
+      <w:r>
+        <w:t xml:space="preserve">Rozdziel zmianę hasła od edycji </w:t>
+      </w:r>
+      <w:proofErr w:type="spellStart"/>
+      <w:r>
+        <w:t>uztykownika</w:t>
+      </w:r>
+      <w:proofErr w:type="spellEnd"/>
+      <w:r>
+        <w:t xml:space="preserve">. W panelu edycji zrób przycisk </w:t>
+      </w:r>
+      <w:proofErr w:type="spellStart"/>
+      <w:r>
+        <w:t>przekierowywyujący</w:t>
+      </w:r>
+      <w:proofErr w:type="spellEnd"/>
+      <w:r>
+        <w:t xml:space="preserve"> do strony z opcja zmiany hasła. W podstronie zmiany hasła powinny znaleźć się następujące pola tekstowe: obecne hasło, nowe hasło i potwierdź nowe hasło. </w:t>
+      </w:r>
+    </w:p>
+    <w:p/>
+    <w:p/>
     <w:p/>
     <w:sectPr>
       <w:pgSz w:w="11906" w:h="16838"/>
@@ -721,7 +1071,7 @@
 
 <file path=word/numbering.xml><?xml version="1.0" encoding="utf-8"?>
 <w:numbering xmlns:wpc="http://schemas.microsoft.com/office/word/2010/wordprocessingCanvas" xmlns:cx="http://schemas.microsoft.com/office/drawing/2014/chartex" xmlns:cx1="http://schemas.microsoft.com/office/drawing/2015/9/8/chartex" xmlns:cx2="http://schemas.microsoft.com/office/drawing/2015/10/21/chartex" xmlns:cx3="http://schemas.microsoft.com/office/drawing/2016/5/9/chartex" xmlns:cx4="http://schemas.microsoft.com/office/drawing/2016/5/10/chartex" xmlns:cx5="http://schemas.microsoft.com/office/drawing/2016/5/11/chartex" xmlns:cx6="http://schemas.microsoft.com/office/drawing/2016/5/12/chartex" xmlns:cx7="http://schemas.microsoft.com/office/drawing/2016/5/13/chartex" xmlns:cx8="http://schemas.microsoft.com/office/drawing/2016/5/14/chartex" xmlns:mc="http://schemas.openxmlformats.org/markup-compatibility/2006" xmlns:aink="http://schemas.microsoft.com/office/drawing/2016/ink" xmlns:am3d="http://schemas.microsoft.com/office/drawing/2017/model3d" xmlns:o="urn:schemas-microsoft-com:office:office" xmlns:oel="http://schemas.microsoft.com/office/2019/extlst" xmlns:r="http://schemas.openxmlformats.org/officeDocument/2006/relationships" xmlns:m="http://schemas.openxmlformats.org/officeDocument/2006/math" xmlns:v="urn:schemas-microsoft-com:vml" xmlns:wp14="http://schemas.microsoft.com/office/word/2010/wordprocessingDrawing" xmlns:wp="http://schemas.openxmlformats.org/drawingml/2006/wordprocessingDrawing" xmlns:w10="urn:schemas-microsoft-com:office:word" xmlns:w="http://schemas.openxmlformats.org/wordprocessingml/2006/main" xmlns:w14="http://schemas.microsoft.com/office/word/2010/wordml" xmlns:w15="http://schemas.microsoft.com/office/word/2012/wordml" xmlns:w16cex="http://schemas.microsoft.com/office/word/2018/wordml/cex" xmlns:w16cid="http://schemas.microsoft.com/office/word/2016/wordml/cid" xmlns:w16="http://schemas.microsoft.com/office/word/2018/wordml" xmlns:w16du="http://schemas.microsoft.com/office/word/2023/wordml/word16du" xmlns:w16sdtdh="http://schemas.microsoft.com/office/word/2020/wordml/sdtdatahash" xmlns:w16sdtfl="http://schemas.microsoft.com/office/word/2024/wordml/sdtformatlock" xmlns:w16se="http://schemas.microsoft.com/office/word/2015/wordml/symex" xmlns:wpg="http://schemas.microsoft.com/office/word/2010/wordprocessingGroup" xmlns:wpi="http://schemas.microsoft.com/office/word/2010/wordprocessingInk" xmlns:wne="http://schemas.microsoft.com/office/word/2006/wordml" xmlns:wps="http://schemas.microsoft.com/office/word/2010/wordprocessingShape" mc:Ignorable="w14 w15 w16se w16cid w16 w16cex w16sdtdh w16sdtfl w16du wp14">
-  <w:abstractNum w:abstractNumId="1" w15:restartNumberingAfterBreak="0">
+  <w:abstractNum w:abstractNumId="0" w15:restartNumberingAfterBreak="0">
     <w:nsid w:val="15F1706E"/>
     <w:multiLevelType w:val="multilevel"/>
     <w:tmpl w:val="D2385686"/>
@@ -870,7 +1220,7 @@
       </w:rPr>
     </w:lvl>
   </w:abstractNum>
-  <w:abstractNum w:abstractNumId="2" w15:restartNumberingAfterBreak="0">
+  <w:abstractNum w:abstractNumId="1" w15:restartNumberingAfterBreak="0">
     <w:nsid w:val="312D3C94"/>
     <w:multiLevelType w:val="hybridMultilevel"/>
     <w:tmpl w:val="CC66F6C8"/>
@@ -982,7 +1332,7 @@
       </w:rPr>
     </w:lvl>
   </w:abstractNum>
-  <w:abstractNum w:abstractNumId="3" w15:restartNumberingAfterBreak="0">
+  <w:abstractNum w:abstractNumId="2" w15:restartNumberingAfterBreak="0">
     <w:nsid w:val="445D5760"/>
     <w:multiLevelType w:val="multilevel"/>
     <w:tmpl w:val="AABC7FC2"/>
@@ -1132,13 +1482,13 @@
     </w:lvl>
   </w:abstractNum>
   <w:num w:numId="1" w16cid:durableId="1371954091">
-    <w:abstractNumId w:val="2"/>
-  </w:num>
-  <w:num w:numId="5" w16cid:durableId="1844782320">
     <w:abstractNumId w:val="1"/>
   </w:num>
-  <w:num w:numId="6" w16cid:durableId="1454013642">
-    <w:abstractNumId w:val="3"/>
+  <w:num w:numId="2" w16cid:durableId="1844782320">
+    <w:abstractNumId w:val="0"/>
+  </w:num>
+  <w:num w:numId="3" w16cid:durableId="1454013642">
+    <w:abstractNumId w:val="2"/>
   </w:num>
 </w:numbering>
 </file>
